--- a/documentatie/Bijlage 13 Testrapport.docx
+++ b/documentatie/Bijlage 13 Testrapport.docx
@@ -1,6 +1,6 @@
 
 <file path=word/document.xml><?xml version="1.0" encoding="utf-8"?>
-<w:document xmlns:wpc="http://schemas.microsoft.com/office/word/2010/wordprocessingCanvas" xmlns:cx="http://schemas.microsoft.com/office/drawing/2014/chartex" xmlns:cx1="http://schemas.microsoft.com/office/drawing/2015/9/8/chartex" xmlns:cx2="http://schemas.microsoft.com/office/drawing/2015/10/21/chartex" xmlns:cx3="http://schemas.microsoft.com/office/drawing/2016/5/9/chartex" xmlns:cx4="http://schemas.microsoft.com/office/drawing/2016/5/10/chartex" xmlns:cx5="http://schemas.microsoft.com/office/drawing/2016/5/11/chartex" xmlns:cx6="http://schemas.microsoft.com/office/drawing/2016/5/12/chartex" xmlns:cx7="http://schemas.microsoft.com/office/drawing/2016/5/13/chartex" xmlns:cx8="http://schemas.microsoft.com/office/drawing/2016/5/14/chartex" xmlns:mc="http://schemas.openxmlformats.org/markup-compatibility/2006" xmlns:aink="http://schemas.microsoft.com/office/drawing/2016/ink" xmlns:am3d="http://schemas.microsoft.com/office/drawing/2017/model3d" xmlns:o="urn:schemas-microsoft-com:office:office" xmlns:oel="http://schemas.microsoft.com/office/2019/extlst" xmlns:r="http://schemas.openxmlformats.org/officeDocument/2006/relationships" xmlns:m="http://schemas.openxmlformats.org/officeDocument/2006/math" xmlns:v="urn:schemas-microsoft-com:vml" xmlns:wp14="http://schemas.microsoft.com/office/word/2010/wordprocessingDrawing" xmlns:wp="http://schemas.openxmlformats.org/drawingml/2006/wordprocessingDrawing" xmlns:w10="urn:schemas-microsoft-com:office:word" xmlns:w="http://schemas.openxmlformats.org/wordprocessingml/2006/main" xmlns:w14="http://schemas.microsoft.com/office/word/2010/wordml" xmlns:w15="http://schemas.microsoft.com/office/word/2012/wordml" xmlns:w16cex="http://schemas.microsoft.com/office/word/2018/wordml/cex" xmlns:w16cid="http://schemas.microsoft.com/office/word/2016/wordml/cid" xmlns:w16="http://schemas.microsoft.com/office/word/2018/wordml" xmlns:w16sdtdh="http://schemas.microsoft.com/office/word/2020/wordml/sdtdatahash" xmlns:w16se="http://schemas.microsoft.com/office/word/2015/wordml/symex" xmlns:wpg="http://schemas.microsoft.com/office/word/2010/wordprocessingGroup" xmlns:wpi="http://schemas.microsoft.com/office/word/2010/wordprocessingInk" xmlns:wne="http://schemas.microsoft.com/office/word/2006/wordml" xmlns:wps="http://schemas.microsoft.com/office/word/2010/wordprocessingShape" mc:Ignorable="w14 w15 w16se w16cid w16 w16cex w16sdtdh wp14">
+<w:document xmlns:wpc="http://schemas.microsoft.com/office/word/2010/wordprocessingCanvas" xmlns:cx="http://schemas.microsoft.com/office/drawing/2014/chartex" xmlns:cx1="http://schemas.microsoft.com/office/drawing/2015/9/8/chartex" xmlns:cx2="http://schemas.microsoft.com/office/drawing/2015/10/21/chartex" xmlns:cx3="http://schemas.microsoft.com/office/drawing/2016/5/9/chartex" xmlns:cx4="http://schemas.microsoft.com/office/drawing/2016/5/10/chartex" xmlns:cx5="http://schemas.microsoft.com/office/drawing/2016/5/11/chartex" xmlns:cx6="http://schemas.microsoft.com/office/drawing/2016/5/12/chartex" xmlns:cx7="http://schemas.microsoft.com/office/drawing/2016/5/13/chartex" xmlns:cx8="http://schemas.microsoft.com/office/drawing/2016/5/14/chartex" xmlns:mc="http://schemas.openxmlformats.org/markup-compatibility/2006" xmlns:aink="http://schemas.microsoft.com/office/drawing/2016/ink" xmlns:am3d="http://schemas.microsoft.com/office/drawing/2017/model3d" xmlns:o="urn:schemas-microsoft-com:office:office" xmlns:oel="http://schemas.microsoft.com/office/2019/extlst" xmlns:r="http://schemas.openxmlformats.org/officeDocument/2006/relationships" xmlns:m="http://schemas.openxmlformats.org/officeDocument/2006/math" xmlns:v="urn:schemas-microsoft-com:vml" xmlns:wp14="http://schemas.microsoft.com/office/word/2010/wordprocessingDrawing" xmlns:wp="http://schemas.openxmlformats.org/drawingml/2006/wordprocessingDrawing" xmlns:w10="urn:schemas-microsoft-com:office:word" xmlns:w="http://schemas.openxmlformats.org/wordprocessingml/2006/main" xmlns:w14="http://schemas.microsoft.com/office/word/2010/wordml" xmlns:w15="http://schemas.microsoft.com/office/word/2012/wordml" xmlns:w16cex="http://schemas.microsoft.com/office/word/2018/wordml/cex" xmlns:w16cid="http://schemas.microsoft.com/office/word/2016/wordml/cid" xmlns:w16="http://schemas.microsoft.com/office/word/2018/wordml" xmlns:w16du="http://schemas.microsoft.com/office/word/2023/wordml/word16du" xmlns:w16sdtdh="http://schemas.microsoft.com/office/word/2020/wordml/sdtdatahash" xmlns:w16sdtfl="http://schemas.microsoft.com/office/word/2024/wordml/sdtformatlock" xmlns:w16se="http://schemas.microsoft.com/office/word/2015/wordml/symex" xmlns:wpg="http://schemas.microsoft.com/office/word/2010/wordprocessingGroup" xmlns:wpi="http://schemas.microsoft.com/office/word/2010/wordprocessingInk" xmlns:wne="http://schemas.microsoft.com/office/word/2006/wordml" xmlns:wps="http://schemas.microsoft.com/office/word/2010/wordprocessingShape" mc:Ignorable="w14 w15 w16se w16cid w16 w16cex w16sdtdh w16sdtfl w16du wp14">
   <w:body>
     <w:p>
       <w:pPr>
@@ -116,7 +116,6 @@
         <w:tc>
           <w:tcPr>
             <w:tcW w:w="3965" w:type="pct"/>
-            <w:shd w:val="clear" w:color="auto" w:fill="auto"/>
           </w:tcPr>
           <w:p>
             <w:pPr>
@@ -221,7 +220,6 @@
           <w:tcPr>
             <w:tcW w:w="3934" w:type="pct"/>
             <w:gridSpan w:val="6"/>
-            <w:shd w:val="clear" w:color="auto" w:fill="auto"/>
           </w:tcPr>
           <w:p>
             <w:pPr>
@@ -659,7 +657,6 @@
         <w:tc>
           <w:tcPr>
             <w:tcW w:w="3934" w:type="pct"/>
-            <w:shd w:val="clear" w:color="auto" w:fill="auto"/>
           </w:tcPr>
           <w:p>
             <w:pPr>
@@ -972,7 +969,6 @@
         <w:tc>
           <w:tcPr>
             <w:tcW w:w="3965" w:type="pct"/>
-            <w:shd w:val="clear" w:color="auto" w:fill="auto"/>
           </w:tcPr>
           <w:p>
             <w:r>
@@ -1042,7 +1038,6 @@
           <w:tcPr>
             <w:tcW w:w="3934" w:type="pct"/>
             <w:gridSpan w:val="6"/>
-            <w:shd w:val="clear" w:color="auto" w:fill="auto"/>
           </w:tcPr>
           <w:p>
             <w:pPr>
@@ -1587,45 +1582,7 @@
         </w:rPr>
       </w:pPr>
     </w:p>
-    <w:p/>
     <w:p>
-      <w:pPr>
-        <w:rPr>
-          <w:rFonts w:ascii="Calibri" w:hAnsi="Calibri"/>
-          <w:b/>
-        </w:rPr>
-        <w:sectPr>
-          <w:headerReference w:type="default" r:id="rId13"/>
-          <w:footerReference w:type="default" r:id="rId14"/>
-          <w:type w:val="continuous"/>
-          <w:pgSz w:w="11906" w:h="16838"/>
-          <w:pgMar w:top="1417" w:right="1417" w:bottom="1417" w:left="1417" w:header="708" w:footer="708" w:gutter="0"/>
-          <w:cols w:space="708"/>
-          <w:docGrid w:linePitch="360"/>
-        </w:sectPr>
-      </w:pPr>
-    </w:p>
-    <w:p>
-      <w:pPr>
-        <w:spacing w:after="160" w:line="259" w:lineRule="auto"/>
-        <w:rPr>
-          <w:rFonts w:eastAsiaTheme="majorEastAsia" w:cstheme="majorBidi"/>
-          <w:color w:val="000000" w:themeColor="text1"/>
-          <w:sz w:val="28"/>
-          <w:szCs w:val="32"/>
-        </w:rPr>
-      </w:pPr>
-    </w:p>
-    <w:p>
-      <w:pPr>
-        <w:spacing w:after="160" w:line="259" w:lineRule="auto"/>
-        <w:rPr>
-          <w:rFonts w:eastAsiaTheme="majorEastAsia" w:cstheme="majorBidi"/>
-          <w:color w:val="000000" w:themeColor="text1"/>
-          <w:sz w:val="28"/>
-          <w:szCs w:val="32"/>
-        </w:rPr>
-      </w:pPr>
       <w:r>
         <w:rPr>
           <w:rFonts w:ascii="Calibri" w:hAnsi="Calibri"/>
@@ -1636,13 +1593,13 @@
         <mc:AlternateContent>
           <mc:Choice Requires="wps">
             <w:drawing>
-              <wp:anchor distT="0" distB="0" distL="114300" distR="114300" simplePos="0" relativeHeight="251667456" behindDoc="0" locked="0" layoutInCell="1" allowOverlap="1" wp14:anchorId="6FB7FBA5" wp14:editId="6FB7FBA6">
+              <wp:anchor distT="0" distB="0" distL="114300" distR="114300" simplePos="0" relativeHeight="251658240" behindDoc="0" locked="0" layoutInCell="1" allowOverlap="1" wp14:anchorId="6FB7FBA5" wp14:editId="6C6F4F23">
                 <wp:simplePos x="0" y="0"/>
                 <wp:positionH relativeFrom="column">
-                  <wp:posOffset>-163195</wp:posOffset>
+                  <wp:posOffset>-1784176</wp:posOffset>
                 </wp:positionH>
                 <wp:positionV relativeFrom="paragraph">
-                  <wp:posOffset>224790</wp:posOffset>
+                  <wp:posOffset>232757</wp:posOffset>
                 </wp:positionV>
                 <wp:extent cx="9796780" cy="7194550"/>
                 <wp:effectExtent l="0" t="0" r="13970" b="25400"/>
@@ -1701,13 +1658,52 @@
           </mc:Choice>
           <mc:Fallback>
             <w:pict>
-              <v:rect w14:anchorId="4400F57E" id="Rechthoek 10" o:spid="_x0000_s1026" style="position:absolute;margin-left:-12.85pt;margin-top:17.7pt;width:771.4pt;height:566.5pt;z-index:251667456;visibility:visible;mso-wrap-style:square;mso-height-percent:0;mso-wrap-distance-left:9pt;mso-wrap-distance-top:0;mso-wrap-distance-right:9pt;mso-wrap-distance-bottom:0;mso-position-horizontal:absolute;mso-position-horizontal-relative:text;mso-position-vertical:absolute;mso-position-vertical-relative:text;mso-height-percent:0;mso-height-relative:margin;v-text-anchor:middle" o:gfxdata="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" fillcolor="#a5a5a5 [2092]" strokecolor="#1f4d78 [1604]" strokeweight="1pt">
+              <v:rect w14:anchorId="4714AD4A" id="Rechthoek 10" o:spid="_x0000_s1026" style="position:absolute;margin-left:-140.5pt;margin-top:18.35pt;width:771.4pt;height:566.5pt;z-index:251658240;visibility:visible;mso-wrap-style:square;mso-height-percent:0;mso-wrap-distance-left:9pt;mso-wrap-distance-top:0;mso-wrap-distance-right:9pt;mso-wrap-distance-bottom:0;mso-position-horizontal:absolute;mso-position-horizontal-relative:text;mso-position-vertical:absolute;mso-position-vertical-relative:text;mso-height-percent:0;mso-height-relative:margin;v-text-anchor:middle" o:gfxdata="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" fillcolor="#a5a5a5 [2092]" strokecolor="#1f4d78 [1604]" strokeweight="1pt">
                 <v:fill opacity="40606f"/>
               </v:rect>
             </w:pict>
           </mc:Fallback>
         </mc:AlternateContent>
       </w:r>
+    </w:p>
+    <w:p>
+      <w:pPr>
+        <w:rPr>
+          <w:rFonts w:ascii="Calibri" w:hAnsi="Calibri"/>
+          <w:b/>
+        </w:rPr>
+        <w:sectPr>
+          <w:headerReference w:type="default" r:id="rId13"/>
+          <w:footerReference w:type="default" r:id="rId14"/>
+          <w:type w:val="continuous"/>
+          <w:pgSz w:w="11906" w:h="16838"/>
+          <w:pgMar w:top="1417" w:right="1417" w:bottom="1417" w:left="1417" w:header="708" w:footer="708" w:gutter="0"/>
+          <w:cols w:space="708"/>
+          <w:docGrid w:linePitch="360"/>
+        </w:sectPr>
+      </w:pPr>
+    </w:p>
+    <w:p>
+      <w:pPr>
+        <w:spacing w:after="160" w:line="259" w:lineRule="auto"/>
+        <w:rPr>
+          <w:rFonts w:eastAsiaTheme="majorEastAsia" w:cstheme="majorBidi"/>
+          <w:color w:val="000000" w:themeColor="text1"/>
+          <w:sz w:val="28"/>
+          <w:szCs w:val="32"/>
+        </w:rPr>
+      </w:pPr>
+    </w:p>
+    <w:p>
+      <w:pPr>
+        <w:spacing w:after="160" w:line="259" w:lineRule="auto"/>
+        <w:rPr>
+          <w:rFonts w:eastAsiaTheme="majorEastAsia" w:cstheme="majorBidi"/>
+          <w:color w:val="000000" w:themeColor="text1"/>
+          <w:sz w:val="28"/>
+          <w:szCs w:val="32"/>
+        </w:rPr>
+      </w:pPr>
     </w:p>
     <w:p>
       <w:pPr>
@@ -1773,7 +1769,6 @@
         <w:tc>
           <w:tcPr>
             <w:tcW w:w="3965" w:type="pct"/>
-            <w:shd w:val="clear" w:color="auto" w:fill="auto"/>
           </w:tcPr>
           <w:p>
             <w:pPr>
@@ -1860,7 +1855,6 @@
           <w:tcPr>
             <w:tcW w:w="3934" w:type="pct"/>
             <w:gridSpan w:val="6"/>
-            <w:shd w:val="clear" w:color="auto" w:fill="auto"/>
           </w:tcPr>
           <w:p>
             <w:pPr>
@@ -2333,7 +2327,6 @@
           <w:tcPr>
             <w:tcW w:w="3934" w:type="pct"/>
             <w:gridSpan w:val="6"/>
-            <w:shd w:val="clear" w:color="auto" w:fill="auto"/>
           </w:tcPr>
           <w:p>
             <w:pPr>
@@ -2772,7 +2765,7 @@
 </file>
 
 <file path=word/endnotes.xml><?xml version="1.0" encoding="utf-8"?>
-<w:endnotes xmlns:wpc="http://schemas.microsoft.com/office/word/2010/wordprocessingCanvas" xmlns:cx="http://schemas.microsoft.com/office/drawing/2014/chartex" xmlns:cx1="http://schemas.microsoft.com/office/drawing/2015/9/8/chartex" xmlns:cx2="http://schemas.microsoft.com/office/drawing/2015/10/21/chartex" xmlns:cx3="http://schemas.microsoft.com/office/drawing/2016/5/9/chartex" xmlns:cx4="http://schemas.microsoft.com/office/drawing/2016/5/10/chartex" xmlns:cx5="http://schemas.microsoft.com/office/drawing/2016/5/11/chartex" xmlns:cx6="http://schemas.microsoft.com/office/drawing/2016/5/12/chartex" xmlns:cx7="http://schemas.microsoft.com/office/drawing/2016/5/13/chartex" xmlns:cx8="http://schemas.microsoft.com/office/drawing/2016/5/14/chartex" xmlns:mc="http://schemas.openxmlformats.org/markup-compatibility/2006" xmlns:aink="http://schemas.microsoft.com/office/drawing/2016/ink" xmlns:am3d="http://schemas.microsoft.com/office/drawing/2017/model3d" xmlns:o="urn:schemas-microsoft-com:office:office" xmlns:oel="http://schemas.microsoft.com/office/2019/extlst" xmlns:r="http://schemas.openxmlformats.org/officeDocument/2006/relationships" xmlns:m="http://schemas.openxmlformats.org/officeDocument/2006/math" xmlns:v="urn:schemas-microsoft-com:vml" xmlns:wp14="http://schemas.microsoft.com/office/word/2010/wordprocessingDrawing" xmlns:wp="http://schemas.openxmlformats.org/drawingml/2006/wordprocessingDrawing" xmlns:w10="urn:schemas-microsoft-com:office:word" xmlns:w="http://schemas.openxmlformats.org/wordprocessingml/2006/main" xmlns:w14="http://schemas.microsoft.com/office/word/2010/wordml" xmlns:w15="http://schemas.microsoft.com/office/word/2012/wordml" xmlns:w16cex="http://schemas.microsoft.com/office/word/2018/wordml/cex" xmlns:w16cid="http://schemas.microsoft.com/office/word/2016/wordml/cid" xmlns:w16="http://schemas.microsoft.com/office/word/2018/wordml" xmlns:w16sdtdh="http://schemas.microsoft.com/office/word/2020/wordml/sdtdatahash" xmlns:w16se="http://schemas.microsoft.com/office/word/2015/wordml/symex" xmlns:wpg="http://schemas.microsoft.com/office/word/2010/wordprocessingGroup" xmlns:wpi="http://schemas.microsoft.com/office/word/2010/wordprocessingInk" xmlns:wne="http://schemas.microsoft.com/office/word/2006/wordml" xmlns:wps="http://schemas.microsoft.com/office/word/2010/wordprocessingShape" mc:Ignorable="w14 w15 w16se w16cid w16 w16cex w16sdtdh wp14">
+<w:endnotes xmlns:wpc="http://schemas.microsoft.com/office/word/2010/wordprocessingCanvas" xmlns:cx="http://schemas.microsoft.com/office/drawing/2014/chartex" xmlns:cx1="http://schemas.microsoft.com/office/drawing/2015/9/8/chartex" xmlns:cx2="http://schemas.microsoft.com/office/drawing/2015/10/21/chartex" xmlns:cx3="http://schemas.microsoft.com/office/drawing/2016/5/9/chartex" xmlns:cx4="http://schemas.microsoft.com/office/drawing/2016/5/10/chartex" xmlns:cx5="http://schemas.microsoft.com/office/drawing/2016/5/11/chartex" xmlns:cx6="http://schemas.microsoft.com/office/drawing/2016/5/12/chartex" xmlns:cx7="http://schemas.microsoft.com/office/drawing/2016/5/13/chartex" xmlns:cx8="http://schemas.microsoft.com/office/drawing/2016/5/14/chartex" xmlns:mc="http://schemas.openxmlformats.org/markup-compatibility/2006" xmlns:aink="http://schemas.microsoft.com/office/drawing/2016/ink" xmlns:am3d="http://schemas.microsoft.com/office/drawing/2017/model3d" xmlns:o="urn:schemas-microsoft-com:office:office" xmlns:oel="http://schemas.microsoft.com/office/2019/extlst" xmlns:r="http://schemas.openxmlformats.org/officeDocument/2006/relationships" xmlns:m="http://schemas.openxmlformats.org/officeDocument/2006/math" xmlns:v="urn:schemas-microsoft-com:vml" xmlns:wp14="http://schemas.microsoft.com/office/word/2010/wordprocessingDrawing" xmlns:wp="http://schemas.openxmlformats.org/drawingml/2006/wordprocessingDrawing" xmlns:w10="urn:schemas-microsoft-com:office:word" xmlns:w="http://schemas.openxmlformats.org/wordprocessingml/2006/main" xmlns:w14="http://schemas.microsoft.com/office/word/2010/wordml" xmlns:w15="http://schemas.microsoft.com/office/word/2012/wordml" xmlns:w16cex="http://schemas.microsoft.com/office/word/2018/wordml/cex" xmlns:w16cid="http://schemas.microsoft.com/office/word/2016/wordml/cid" xmlns:w16="http://schemas.microsoft.com/office/word/2018/wordml" xmlns:w16du="http://schemas.microsoft.com/office/word/2023/wordml/word16du" xmlns:w16sdtdh="http://schemas.microsoft.com/office/word/2020/wordml/sdtdatahash" xmlns:w16sdtfl="http://schemas.microsoft.com/office/word/2024/wordml/sdtformatlock" xmlns:w16se="http://schemas.microsoft.com/office/word/2015/wordml/symex" xmlns:wpg="http://schemas.microsoft.com/office/word/2010/wordprocessingGroup" xmlns:wpi="http://schemas.microsoft.com/office/word/2010/wordprocessingInk" xmlns:wne="http://schemas.microsoft.com/office/word/2006/wordml" xmlns:wps="http://schemas.microsoft.com/office/word/2010/wordprocessingShape" mc:Ignorable="w14 w15 w16se w16cid w16 w16cex w16sdtdh w16sdtfl w16du wp14">
   <w:endnote w:type="separator" w:id="-1">
     <w:p>
       <w:pPr>
@@ -2797,7 +2790,7 @@
 </file>
 
 <file path=word/footer1.xml><?xml version="1.0" encoding="utf-8"?>
-<w:ftr xmlns:wpc="http://schemas.microsoft.com/office/word/2010/wordprocessingCanvas" xmlns:cx="http://schemas.microsoft.com/office/drawing/2014/chartex" xmlns:cx1="http://schemas.microsoft.com/office/drawing/2015/9/8/chartex" xmlns:cx2="http://schemas.microsoft.com/office/drawing/2015/10/21/chartex" xmlns:cx3="http://schemas.microsoft.com/office/drawing/2016/5/9/chartex" xmlns:cx4="http://schemas.microsoft.com/office/drawing/2016/5/10/chartex" xmlns:cx5="http://schemas.microsoft.com/office/drawing/2016/5/11/chartex" xmlns:cx6="http://schemas.microsoft.com/office/drawing/2016/5/12/chartex" xmlns:cx7="http://schemas.microsoft.com/office/drawing/2016/5/13/chartex" xmlns:cx8="http://schemas.microsoft.com/office/drawing/2016/5/14/chartex" xmlns:mc="http://schemas.openxmlformats.org/markup-compatibility/2006" xmlns:aink="http://schemas.microsoft.com/office/drawing/2016/ink" xmlns:am3d="http://schemas.microsoft.com/office/drawing/2017/model3d" xmlns:o="urn:schemas-microsoft-com:office:office" xmlns:oel="http://schemas.microsoft.com/office/2019/extlst" xmlns:r="http://schemas.openxmlformats.org/officeDocument/2006/relationships" xmlns:m="http://schemas.openxmlformats.org/officeDocument/2006/math" xmlns:v="urn:schemas-microsoft-com:vml" xmlns:wp14="http://schemas.microsoft.com/office/word/2010/wordprocessingDrawing" xmlns:wp="http://schemas.openxmlformats.org/drawingml/2006/wordprocessingDrawing" xmlns:w10="urn:schemas-microsoft-com:office:word" xmlns:w="http://schemas.openxmlformats.org/wordprocessingml/2006/main" xmlns:w14="http://schemas.microsoft.com/office/word/2010/wordml" xmlns:w15="http://schemas.microsoft.com/office/word/2012/wordml" xmlns:w16cex="http://schemas.microsoft.com/office/word/2018/wordml/cex" xmlns:w16cid="http://schemas.microsoft.com/office/word/2016/wordml/cid" xmlns:w16="http://schemas.microsoft.com/office/word/2018/wordml" xmlns:w16sdtdh="http://schemas.microsoft.com/office/word/2020/wordml/sdtdatahash" xmlns:w16se="http://schemas.microsoft.com/office/word/2015/wordml/symex" xmlns:wpg="http://schemas.microsoft.com/office/word/2010/wordprocessingGroup" xmlns:wpi="http://schemas.microsoft.com/office/word/2010/wordprocessingInk" xmlns:wne="http://schemas.microsoft.com/office/word/2006/wordml" xmlns:wps="http://schemas.microsoft.com/office/word/2010/wordprocessingShape" mc:Ignorable="w14 w15 w16se w16cid w16 w16cex w16sdtdh wp14">
+<w:ftr xmlns:wpc="http://schemas.microsoft.com/office/word/2010/wordprocessingCanvas" xmlns:cx="http://schemas.microsoft.com/office/drawing/2014/chartex" xmlns:cx1="http://schemas.microsoft.com/office/drawing/2015/9/8/chartex" xmlns:cx2="http://schemas.microsoft.com/office/drawing/2015/10/21/chartex" xmlns:cx3="http://schemas.microsoft.com/office/drawing/2016/5/9/chartex" xmlns:cx4="http://schemas.microsoft.com/office/drawing/2016/5/10/chartex" xmlns:cx5="http://schemas.microsoft.com/office/drawing/2016/5/11/chartex" xmlns:cx6="http://schemas.microsoft.com/office/drawing/2016/5/12/chartex" xmlns:cx7="http://schemas.microsoft.com/office/drawing/2016/5/13/chartex" xmlns:cx8="http://schemas.microsoft.com/office/drawing/2016/5/14/chartex" xmlns:mc="http://schemas.openxmlformats.org/markup-compatibility/2006" xmlns:aink="http://schemas.microsoft.com/office/drawing/2016/ink" xmlns:am3d="http://schemas.microsoft.com/office/drawing/2017/model3d" xmlns:o="urn:schemas-microsoft-com:office:office" xmlns:oel="http://schemas.microsoft.com/office/2019/extlst" xmlns:r="http://schemas.openxmlformats.org/officeDocument/2006/relationships" xmlns:m="http://schemas.openxmlformats.org/officeDocument/2006/math" xmlns:v="urn:schemas-microsoft-com:vml" xmlns:wp14="http://schemas.microsoft.com/office/word/2010/wordprocessingDrawing" xmlns:wp="http://schemas.openxmlformats.org/drawingml/2006/wordprocessingDrawing" xmlns:w10="urn:schemas-microsoft-com:office:word" xmlns:w="http://schemas.openxmlformats.org/wordprocessingml/2006/main" xmlns:w14="http://schemas.microsoft.com/office/word/2010/wordml" xmlns:w15="http://schemas.microsoft.com/office/word/2012/wordml" xmlns:w16cex="http://schemas.microsoft.com/office/word/2018/wordml/cex" xmlns:w16cid="http://schemas.microsoft.com/office/word/2016/wordml/cid" xmlns:w16="http://schemas.microsoft.com/office/word/2018/wordml" xmlns:w16du="http://schemas.microsoft.com/office/word/2023/wordml/word16du" xmlns:w16sdtdh="http://schemas.microsoft.com/office/word/2020/wordml/sdtdatahash" xmlns:w16sdtfl="http://schemas.microsoft.com/office/word/2024/wordml/sdtformatlock" xmlns:w16se="http://schemas.microsoft.com/office/word/2015/wordml/symex" xmlns:wpg="http://schemas.microsoft.com/office/word/2010/wordprocessingGroup" xmlns:wpi="http://schemas.microsoft.com/office/word/2010/wordprocessingInk" xmlns:wne="http://schemas.microsoft.com/office/word/2006/wordml" xmlns:wps="http://schemas.microsoft.com/office/word/2010/wordprocessingShape" mc:Ignorable="w14 w15 w16se w16cid w16 w16cex w16sdtdh w16sdtfl w16du wp14">
   <w:sdt>
     <w:sdtPr>
       <w:rPr>
@@ -2973,7 +2966,7 @@
 </file>
 
 <file path=word/footer2.xml><?xml version="1.0" encoding="utf-8"?>
-<w:ftr xmlns:wpc="http://schemas.microsoft.com/office/word/2010/wordprocessingCanvas" xmlns:cx="http://schemas.microsoft.com/office/drawing/2014/chartex" xmlns:cx1="http://schemas.microsoft.com/office/drawing/2015/9/8/chartex" xmlns:cx2="http://schemas.microsoft.com/office/drawing/2015/10/21/chartex" xmlns:cx3="http://schemas.microsoft.com/office/drawing/2016/5/9/chartex" xmlns:cx4="http://schemas.microsoft.com/office/drawing/2016/5/10/chartex" xmlns:cx5="http://schemas.microsoft.com/office/drawing/2016/5/11/chartex" xmlns:cx6="http://schemas.microsoft.com/office/drawing/2016/5/12/chartex" xmlns:cx7="http://schemas.microsoft.com/office/drawing/2016/5/13/chartex" xmlns:cx8="http://schemas.microsoft.com/office/drawing/2016/5/14/chartex" xmlns:mc="http://schemas.openxmlformats.org/markup-compatibility/2006" xmlns:aink="http://schemas.microsoft.com/office/drawing/2016/ink" xmlns:am3d="http://schemas.microsoft.com/office/drawing/2017/model3d" xmlns:o="urn:schemas-microsoft-com:office:office" xmlns:oel="http://schemas.microsoft.com/office/2019/extlst" xmlns:r="http://schemas.openxmlformats.org/officeDocument/2006/relationships" xmlns:m="http://schemas.openxmlformats.org/officeDocument/2006/math" xmlns:v="urn:schemas-microsoft-com:vml" xmlns:wp14="http://schemas.microsoft.com/office/word/2010/wordprocessingDrawing" xmlns:wp="http://schemas.openxmlformats.org/drawingml/2006/wordprocessingDrawing" xmlns:w10="urn:schemas-microsoft-com:office:word" xmlns:w="http://schemas.openxmlformats.org/wordprocessingml/2006/main" xmlns:w14="http://schemas.microsoft.com/office/word/2010/wordml" xmlns:w15="http://schemas.microsoft.com/office/word/2012/wordml" xmlns:w16cex="http://schemas.microsoft.com/office/word/2018/wordml/cex" xmlns:w16cid="http://schemas.microsoft.com/office/word/2016/wordml/cid" xmlns:w16="http://schemas.microsoft.com/office/word/2018/wordml" xmlns:w16sdtdh="http://schemas.microsoft.com/office/word/2020/wordml/sdtdatahash" xmlns:w16se="http://schemas.microsoft.com/office/word/2015/wordml/symex" xmlns:wpg="http://schemas.microsoft.com/office/word/2010/wordprocessingGroup" xmlns:wpi="http://schemas.microsoft.com/office/word/2010/wordprocessingInk" xmlns:wne="http://schemas.microsoft.com/office/word/2006/wordml" xmlns:wps="http://schemas.microsoft.com/office/word/2010/wordprocessingShape" mc:Ignorable="w14 w15 w16se w16cid w16 w16cex w16sdtdh wp14">
+<w:ftr xmlns:wpc="http://schemas.microsoft.com/office/word/2010/wordprocessingCanvas" xmlns:cx="http://schemas.microsoft.com/office/drawing/2014/chartex" xmlns:cx1="http://schemas.microsoft.com/office/drawing/2015/9/8/chartex" xmlns:cx2="http://schemas.microsoft.com/office/drawing/2015/10/21/chartex" xmlns:cx3="http://schemas.microsoft.com/office/drawing/2016/5/9/chartex" xmlns:cx4="http://schemas.microsoft.com/office/drawing/2016/5/10/chartex" xmlns:cx5="http://schemas.microsoft.com/office/drawing/2016/5/11/chartex" xmlns:cx6="http://schemas.microsoft.com/office/drawing/2016/5/12/chartex" xmlns:cx7="http://schemas.microsoft.com/office/drawing/2016/5/13/chartex" xmlns:cx8="http://schemas.microsoft.com/office/drawing/2016/5/14/chartex" xmlns:mc="http://schemas.openxmlformats.org/markup-compatibility/2006" xmlns:aink="http://schemas.microsoft.com/office/drawing/2016/ink" xmlns:am3d="http://schemas.microsoft.com/office/drawing/2017/model3d" xmlns:o="urn:schemas-microsoft-com:office:office" xmlns:oel="http://schemas.microsoft.com/office/2019/extlst" xmlns:r="http://schemas.openxmlformats.org/officeDocument/2006/relationships" xmlns:m="http://schemas.openxmlformats.org/officeDocument/2006/math" xmlns:v="urn:schemas-microsoft-com:vml" xmlns:wp14="http://schemas.microsoft.com/office/word/2010/wordprocessingDrawing" xmlns:wp="http://schemas.openxmlformats.org/drawingml/2006/wordprocessingDrawing" xmlns:w10="urn:schemas-microsoft-com:office:word" xmlns:w="http://schemas.openxmlformats.org/wordprocessingml/2006/main" xmlns:w14="http://schemas.microsoft.com/office/word/2010/wordml" xmlns:w15="http://schemas.microsoft.com/office/word/2012/wordml" xmlns:w16cex="http://schemas.microsoft.com/office/word/2018/wordml/cex" xmlns:w16cid="http://schemas.microsoft.com/office/word/2016/wordml/cid" xmlns:w16="http://schemas.microsoft.com/office/word/2018/wordml" xmlns:w16du="http://schemas.microsoft.com/office/word/2023/wordml/word16du" xmlns:w16sdtdh="http://schemas.microsoft.com/office/word/2020/wordml/sdtdatahash" xmlns:w16sdtfl="http://schemas.microsoft.com/office/word/2024/wordml/sdtformatlock" xmlns:w16se="http://schemas.microsoft.com/office/word/2015/wordml/symex" xmlns:wpg="http://schemas.microsoft.com/office/word/2010/wordprocessingGroup" xmlns:wpi="http://schemas.microsoft.com/office/word/2010/wordprocessingInk" xmlns:wne="http://schemas.microsoft.com/office/word/2006/wordml" xmlns:wps="http://schemas.microsoft.com/office/word/2010/wordprocessingShape" mc:Ignorable="w14 w15 w16se w16cid w16 w16cex w16sdtdh w16sdtfl w16du wp14">
   <w:sdt>
     <w:sdtPr>
       <w:rPr>
@@ -3161,7 +3154,7 @@
 </file>
 
 <file path=word/footer3.xml><?xml version="1.0" encoding="utf-8"?>
-<w:ftr xmlns:wpc="http://schemas.microsoft.com/office/word/2010/wordprocessingCanvas" xmlns:cx="http://schemas.microsoft.com/office/drawing/2014/chartex" xmlns:cx1="http://schemas.microsoft.com/office/drawing/2015/9/8/chartex" xmlns:cx2="http://schemas.microsoft.com/office/drawing/2015/10/21/chartex" xmlns:cx3="http://schemas.microsoft.com/office/drawing/2016/5/9/chartex" xmlns:cx4="http://schemas.microsoft.com/office/drawing/2016/5/10/chartex" xmlns:cx5="http://schemas.microsoft.com/office/drawing/2016/5/11/chartex" xmlns:cx6="http://schemas.microsoft.com/office/drawing/2016/5/12/chartex" xmlns:cx7="http://schemas.microsoft.com/office/drawing/2016/5/13/chartex" xmlns:cx8="http://schemas.microsoft.com/office/drawing/2016/5/14/chartex" xmlns:mc="http://schemas.openxmlformats.org/markup-compatibility/2006" xmlns:aink="http://schemas.microsoft.com/office/drawing/2016/ink" xmlns:am3d="http://schemas.microsoft.com/office/drawing/2017/model3d" xmlns:o="urn:schemas-microsoft-com:office:office" xmlns:oel="http://schemas.microsoft.com/office/2019/extlst" xmlns:r="http://schemas.openxmlformats.org/officeDocument/2006/relationships" xmlns:m="http://schemas.openxmlformats.org/officeDocument/2006/math" xmlns:v="urn:schemas-microsoft-com:vml" xmlns:wp14="http://schemas.microsoft.com/office/word/2010/wordprocessingDrawing" xmlns:wp="http://schemas.openxmlformats.org/drawingml/2006/wordprocessingDrawing" xmlns:w10="urn:schemas-microsoft-com:office:word" xmlns:w="http://schemas.openxmlformats.org/wordprocessingml/2006/main" xmlns:w14="http://schemas.microsoft.com/office/word/2010/wordml" xmlns:w15="http://schemas.microsoft.com/office/word/2012/wordml" xmlns:w16cex="http://schemas.microsoft.com/office/word/2018/wordml/cex" xmlns:w16cid="http://schemas.microsoft.com/office/word/2016/wordml/cid" xmlns:w16="http://schemas.microsoft.com/office/word/2018/wordml" xmlns:w16sdtdh="http://schemas.microsoft.com/office/word/2020/wordml/sdtdatahash" xmlns:w16se="http://schemas.microsoft.com/office/word/2015/wordml/symex" xmlns:wpg="http://schemas.microsoft.com/office/word/2010/wordprocessingGroup" xmlns:wpi="http://schemas.microsoft.com/office/word/2010/wordprocessingInk" xmlns:wne="http://schemas.microsoft.com/office/word/2006/wordml" xmlns:wps="http://schemas.microsoft.com/office/word/2010/wordprocessingShape" mc:Ignorable="w14 w15 w16se w16cid w16 w16cex w16sdtdh wp14">
+<w:ftr xmlns:wpc="http://schemas.microsoft.com/office/word/2010/wordprocessingCanvas" xmlns:cx="http://schemas.microsoft.com/office/drawing/2014/chartex" xmlns:cx1="http://schemas.microsoft.com/office/drawing/2015/9/8/chartex" xmlns:cx2="http://schemas.microsoft.com/office/drawing/2015/10/21/chartex" xmlns:cx3="http://schemas.microsoft.com/office/drawing/2016/5/9/chartex" xmlns:cx4="http://schemas.microsoft.com/office/drawing/2016/5/10/chartex" xmlns:cx5="http://schemas.microsoft.com/office/drawing/2016/5/11/chartex" xmlns:cx6="http://schemas.microsoft.com/office/drawing/2016/5/12/chartex" xmlns:cx7="http://schemas.microsoft.com/office/drawing/2016/5/13/chartex" xmlns:cx8="http://schemas.microsoft.com/office/drawing/2016/5/14/chartex" xmlns:mc="http://schemas.openxmlformats.org/markup-compatibility/2006" xmlns:aink="http://schemas.microsoft.com/office/drawing/2016/ink" xmlns:am3d="http://schemas.microsoft.com/office/drawing/2017/model3d" xmlns:o="urn:schemas-microsoft-com:office:office" xmlns:oel="http://schemas.microsoft.com/office/2019/extlst" xmlns:r="http://schemas.openxmlformats.org/officeDocument/2006/relationships" xmlns:m="http://schemas.openxmlformats.org/officeDocument/2006/math" xmlns:v="urn:schemas-microsoft-com:vml" xmlns:wp14="http://schemas.microsoft.com/office/word/2010/wordprocessingDrawing" xmlns:wp="http://schemas.openxmlformats.org/drawingml/2006/wordprocessingDrawing" xmlns:w10="urn:schemas-microsoft-com:office:word" xmlns:w="http://schemas.openxmlformats.org/wordprocessingml/2006/main" xmlns:w14="http://schemas.microsoft.com/office/word/2010/wordml" xmlns:w15="http://schemas.microsoft.com/office/word/2012/wordml" xmlns:w16cex="http://schemas.microsoft.com/office/word/2018/wordml/cex" xmlns:w16cid="http://schemas.microsoft.com/office/word/2016/wordml/cid" xmlns:w16="http://schemas.microsoft.com/office/word/2018/wordml" xmlns:w16du="http://schemas.microsoft.com/office/word/2023/wordml/word16du" xmlns:w16sdtdh="http://schemas.microsoft.com/office/word/2020/wordml/sdtdatahash" xmlns:w16sdtfl="http://schemas.microsoft.com/office/word/2024/wordml/sdtformatlock" xmlns:w16se="http://schemas.microsoft.com/office/word/2015/wordml/symex" xmlns:wpg="http://schemas.microsoft.com/office/word/2010/wordprocessingGroup" xmlns:wpi="http://schemas.microsoft.com/office/word/2010/wordprocessingInk" xmlns:wne="http://schemas.microsoft.com/office/word/2006/wordml" xmlns:wps="http://schemas.microsoft.com/office/word/2010/wordprocessingShape" mc:Ignorable="w14 w15 w16se w16cid w16 w16cex w16sdtdh w16sdtfl w16du wp14">
   <w:sdt>
     <w:sdtPr>
       <w:rPr>
@@ -3342,7 +3335,7 @@
 </file>
 
 <file path=word/footer4.xml><?xml version="1.0" encoding="utf-8"?>
-<w:ftr xmlns:wpc="http://schemas.microsoft.com/office/word/2010/wordprocessingCanvas" xmlns:cx="http://schemas.microsoft.com/office/drawing/2014/chartex" xmlns:cx1="http://schemas.microsoft.com/office/drawing/2015/9/8/chartex" xmlns:cx2="http://schemas.microsoft.com/office/drawing/2015/10/21/chartex" xmlns:cx3="http://schemas.microsoft.com/office/drawing/2016/5/9/chartex" xmlns:cx4="http://schemas.microsoft.com/office/drawing/2016/5/10/chartex" xmlns:cx5="http://schemas.microsoft.com/office/drawing/2016/5/11/chartex" xmlns:cx6="http://schemas.microsoft.com/office/drawing/2016/5/12/chartex" xmlns:cx7="http://schemas.microsoft.com/office/drawing/2016/5/13/chartex" xmlns:cx8="http://schemas.microsoft.com/office/drawing/2016/5/14/chartex" xmlns:mc="http://schemas.openxmlformats.org/markup-compatibility/2006" xmlns:aink="http://schemas.microsoft.com/office/drawing/2016/ink" xmlns:am3d="http://schemas.microsoft.com/office/drawing/2017/model3d" xmlns:o="urn:schemas-microsoft-com:office:office" xmlns:oel="http://schemas.microsoft.com/office/2019/extlst" xmlns:r="http://schemas.openxmlformats.org/officeDocument/2006/relationships" xmlns:m="http://schemas.openxmlformats.org/officeDocument/2006/math" xmlns:v="urn:schemas-microsoft-com:vml" xmlns:wp14="http://schemas.microsoft.com/office/word/2010/wordprocessingDrawing" xmlns:wp="http://schemas.openxmlformats.org/drawingml/2006/wordprocessingDrawing" xmlns:w10="urn:schemas-microsoft-com:office:word" xmlns:w="http://schemas.openxmlformats.org/wordprocessingml/2006/main" xmlns:w14="http://schemas.microsoft.com/office/word/2010/wordml" xmlns:w15="http://schemas.microsoft.com/office/word/2012/wordml" xmlns:w16cex="http://schemas.microsoft.com/office/word/2018/wordml/cex" xmlns:w16cid="http://schemas.microsoft.com/office/word/2016/wordml/cid" xmlns:w16="http://schemas.microsoft.com/office/word/2018/wordml" xmlns:w16sdtdh="http://schemas.microsoft.com/office/word/2020/wordml/sdtdatahash" xmlns:w16se="http://schemas.microsoft.com/office/word/2015/wordml/symex" xmlns:wpg="http://schemas.microsoft.com/office/word/2010/wordprocessingGroup" xmlns:wpi="http://schemas.microsoft.com/office/word/2010/wordprocessingInk" xmlns:wne="http://schemas.microsoft.com/office/word/2006/wordml" xmlns:wps="http://schemas.microsoft.com/office/word/2010/wordprocessingShape" mc:Ignorable="w14 w15 w16se w16cid w16 w16cex w16sdtdh wp14">
+<w:ftr xmlns:wpc="http://schemas.microsoft.com/office/word/2010/wordprocessingCanvas" xmlns:cx="http://schemas.microsoft.com/office/drawing/2014/chartex" xmlns:cx1="http://schemas.microsoft.com/office/drawing/2015/9/8/chartex" xmlns:cx2="http://schemas.microsoft.com/office/drawing/2015/10/21/chartex" xmlns:cx3="http://schemas.microsoft.com/office/drawing/2016/5/9/chartex" xmlns:cx4="http://schemas.microsoft.com/office/drawing/2016/5/10/chartex" xmlns:cx5="http://schemas.microsoft.com/office/drawing/2016/5/11/chartex" xmlns:cx6="http://schemas.microsoft.com/office/drawing/2016/5/12/chartex" xmlns:cx7="http://schemas.microsoft.com/office/drawing/2016/5/13/chartex" xmlns:cx8="http://schemas.microsoft.com/office/drawing/2016/5/14/chartex" xmlns:mc="http://schemas.openxmlformats.org/markup-compatibility/2006" xmlns:aink="http://schemas.microsoft.com/office/drawing/2016/ink" xmlns:am3d="http://schemas.microsoft.com/office/drawing/2017/model3d" xmlns:o="urn:schemas-microsoft-com:office:office" xmlns:oel="http://schemas.microsoft.com/office/2019/extlst" xmlns:r="http://schemas.openxmlformats.org/officeDocument/2006/relationships" xmlns:m="http://schemas.openxmlformats.org/officeDocument/2006/math" xmlns:v="urn:schemas-microsoft-com:vml" xmlns:wp14="http://schemas.microsoft.com/office/word/2010/wordprocessingDrawing" xmlns:wp="http://schemas.openxmlformats.org/drawingml/2006/wordprocessingDrawing" xmlns:w10="urn:schemas-microsoft-com:office:word" xmlns:w="http://schemas.openxmlformats.org/wordprocessingml/2006/main" xmlns:w14="http://schemas.microsoft.com/office/word/2010/wordml" xmlns:w15="http://schemas.microsoft.com/office/word/2012/wordml" xmlns:w16cex="http://schemas.microsoft.com/office/word/2018/wordml/cex" xmlns:w16cid="http://schemas.microsoft.com/office/word/2016/wordml/cid" xmlns:w16="http://schemas.microsoft.com/office/word/2018/wordml" xmlns:w16du="http://schemas.microsoft.com/office/word/2023/wordml/word16du" xmlns:w16sdtdh="http://schemas.microsoft.com/office/word/2020/wordml/sdtdatahash" xmlns:w16sdtfl="http://schemas.microsoft.com/office/word/2024/wordml/sdtformatlock" xmlns:w16se="http://schemas.microsoft.com/office/word/2015/wordml/symex" xmlns:wpg="http://schemas.microsoft.com/office/word/2010/wordprocessingGroup" xmlns:wpi="http://schemas.microsoft.com/office/word/2010/wordprocessingInk" xmlns:wne="http://schemas.microsoft.com/office/word/2006/wordml" xmlns:wps="http://schemas.microsoft.com/office/word/2010/wordprocessingShape" mc:Ignorable="w14 w15 w16se w16cid w16 w16cex w16sdtdh w16sdtfl w16du wp14">
   <w:sdt>
     <w:sdtPr>
       <w:rPr>
@@ -3578,7 +3571,7 @@
 </file>
 
 <file path=word/footnotes.xml><?xml version="1.0" encoding="utf-8"?>
-<w:footnotes xmlns:wpc="http://schemas.microsoft.com/office/word/2010/wordprocessingCanvas" xmlns:cx="http://schemas.microsoft.com/office/drawing/2014/chartex" xmlns:cx1="http://schemas.microsoft.com/office/drawing/2015/9/8/chartex" xmlns:cx2="http://schemas.microsoft.com/office/drawing/2015/10/21/chartex" xmlns:cx3="http://schemas.microsoft.com/office/drawing/2016/5/9/chartex" xmlns:cx4="http://schemas.microsoft.com/office/drawing/2016/5/10/chartex" xmlns:cx5="http://schemas.microsoft.com/office/drawing/2016/5/11/chartex" xmlns:cx6="http://schemas.microsoft.com/office/drawing/2016/5/12/chartex" xmlns:cx7="http://schemas.microsoft.com/office/drawing/2016/5/13/chartex" xmlns:cx8="http://schemas.microsoft.com/office/drawing/2016/5/14/chartex" xmlns:mc="http://schemas.openxmlformats.org/markup-compatibility/2006" xmlns:aink="http://schemas.microsoft.com/office/drawing/2016/ink" xmlns:am3d="http://schemas.microsoft.com/office/drawing/2017/model3d" xmlns:o="urn:schemas-microsoft-com:office:office" xmlns:oel="http://schemas.microsoft.com/office/2019/extlst" xmlns:r="http://schemas.openxmlformats.org/officeDocument/2006/relationships" xmlns:m="http://schemas.openxmlformats.org/officeDocument/2006/math" xmlns:v="urn:schemas-microsoft-com:vml" xmlns:wp14="http://schemas.microsoft.com/office/word/2010/wordprocessingDrawing" xmlns:wp="http://schemas.openxmlformats.org/drawingml/2006/wordprocessingDrawing" xmlns:w10="urn:schemas-microsoft-com:office:word" xmlns:w="http://schemas.openxmlformats.org/wordprocessingml/2006/main" xmlns:w14="http://schemas.microsoft.com/office/word/2010/wordml" xmlns:w15="http://schemas.microsoft.com/office/word/2012/wordml" xmlns:w16cex="http://schemas.microsoft.com/office/word/2018/wordml/cex" xmlns:w16cid="http://schemas.microsoft.com/office/word/2016/wordml/cid" xmlns:w16="http://schemas.microsoft.com/office/word/2018/wordml" xmlns:w16sdtdh="http://schemas.microsoft.com/office/word/2020/wordml/sdtdatahash" xmlns:w16se="http://schemas.microsoft.com/office/word/2015/wordml/symex" xmlns:wpg="http://schemas.microsoft.com/office/word/2010/wordprocessingGroup" xmlns:wpi="http://schemas.microsoft.com/office/word/2010/wordprocessingInk" xmlns:wne="http://schemas.microsoft.com/office/word/2006/wordml" xmlns:wps="http://schemas.microsoft.com/office/word/2010/wordprocessingShape" mc:Ignorable="w14 w15 w16se w16cid w16 w16cex w16sdtdh wp14">
+<w:footnotes xmlns:wpc="http://schemas.microsoft.com/office/word/2010/wordprocessingCanvas" xmlns:cx="http://schemas.microsoft.com/office/drawing/2014/chartex" xmlns:cx1="http://schemas.microsoft.com/office/drawing/2015/9/8/chartex" xmlns:cx2="http://schemas.microsoft.com/office/drawing/2015/10/21/chartex" xmlns:cx3="http://schemas.microsoft.com/office/drawing/2016/5/9/chartex" xmlns:cx4="http://schemas.microsoft.com/office/drawing/2016/5/10/chartex" xmlns:cx5="http://schemas.microsoft.com/office/drawing/2016/5/11/chartex" xmlns:cx6="http://schemas.microsoft.com/office/drawing/2016/5/12/chartex" xmlns:cx7="http://schemas.microsoft.com/office/drawing/2016/5/13/chartex" xmlns:cx8="http://schemas.microsoft.com/office/drawing/2016/5/14/chartex" xmlns:mc="http://schemas.openxmlformats.org/markup-compatibility/2006" xmlns:aink="http://schemas.microsoft.com/office/drawing/2016/ink" xmlns:am3d="http://schemas.microsoft.com/office/drawing/2017/model3d" xmlns:o="urn:schemas-microsoft-com:office:office" xmlns:oel="http://schemas.microsoft.com/office/2019/extlst" xmlns:r="http://schemas.openxmlformats.org/officeDocument/2006/relationships" xmlns:m="http://schemas.openxmlformats.org/officeDocument/2006/math" xmlns:v="urn:schemas-microsoft-com:vml" xmlns:wp14="http://schemas.microsoft.com/office/word/2010/wordprocessingDrawing" xmlns:wp="http://schemas.openxmlformats.org/drawingml/2006/wordprocessingDrawing" xmlns:w10="urn:schemas-microsoft-com:office:word" xmlns:w="http://schemas.openxmlformats.org/wordprocessingml/2006/main" xmlns:w14="http://schemas.microsoft.com/office/word/2010/wordml" xmlns:w15="http://schemas.microsoft.com/office/word/2012/wordml" xmlns:w16cex="http://schemas.microsoft.com/office/word/2018/wordml/cex" xmlns:w16cid="http://schemas.microsoft.com/office/word/2016/wordml/cid" xmlns:w16="http://schemas.microsoft.com/office/word/2018/wordml" xmlns:w16du="http://schemas.microsoft.com/office/word/2023/wordml/word16du" xmlns:w16sdtdh="http://schemas.microsoft.com/office/word/2020/wordml/sdtdatahash" xmlns:w16sdtfl="http://schemas.microsoft.com/office/word/2024/wordml/sdtformatlock" xmlns:w16se="http://schemas.microsoft.com/office/word/2015/wordml/symex" xmlns:wpg="http://schemas.microsoft.com/office/word/2010/wordprocessingGroup" xmlns:wpi="http://schemas.microsoft.com/office/word/2010/wordprocessingInk" xmlns:wne="http://schemas.microsoft.com/office/word/2006/wordml" xmlns:wps="http://schemas.microsoft.com/office/word/2010/wordprocessingShape" mc:Ignorable="w14 w15 w16se w16cid w16 w16cex w16sdtdh w16sdtfl w16du wp14">
   <w:footnote w:type="separator" w:id="-1">
     <w:p>
       <w:pPr>
@@ -3603,7 +3596,7 @@
 </file>
 
 <file path=word/header1.xml><?xml version="1.0" encoding="utf-8"?>
-<w:hdr xmlns:wpc="http://schemas.microsoft.com/office/word/2010/wordprocessingCanvas" xmlns:cx="http://schemas.microsoft.com/office/drawing/2014/chartex" xmlns:cx1="http://schemas.microsoft.com/office/drawing/2015/9/8/chartex" xmlns:cx2="http://schemas.microsoft.com/office/drawing/2015/10/21/chartex" xmlns:cx3="http://schemas.microsoft.com/office/drawing/2016/5/9/chartex" xmlns:cx4="http://schemas.microsoft.com/office/drawing/2016/5/10/chartex" xmlns:cx5="http://schemas.microsoft.com/office/drawing/2016/5/11/chartex" xmlns:cx6="http://schemas.microsoft.com/office/drawing/2016/5/12/chartex" xmlns:cx7="http://schemas.microsoft.com/office/drawing/2016/5/13/chartex" xmlns:cx8="http://schemas.microsoft.com/office/drawing/2016/5/14/chartex" xmlns:mc="http://schemas.openxmlformats.org/markup-compatibility/2006" xmlns:aink="http://schemas.microsoft.com/office/drawing/2016/ink" xmlns:am3d="http://schemas.microsoft.com/office/drawing/2017/model3d" xmlns:o="urn:schemas-microsoft-com:office:office" xmlns:oel="http://schemas.microsoft.com/office/2019/extlst" xmlns:r="http://schemas.openxmlformats.org/officeDocument/2006/relationships" xmlns:m="http://schemas.openxmlformats.org/officeDocument/2006/math" xmlns:v="urn:schemas-microsoft-com:vml" xmlns:wp14="http://schemas.microsoft.com/office/word/2010/wordprocessingDrawing" xmlns:wp="http://schemas.openxmlformats.org/drawingml/2006/wordprocessingDrawing" xmlns:w10="urn:schemas-microsoft-com:office:word" xmlns:w="http://schemas.openxmlformats.org/wordprocessingml/2006/main" xmlns:w14="http://schemas.microsoft.com/office/word/2010/wordml" xmlns:w15="http://schemas.microsoft.com/office/word/2012/wordml" xmlns:w16cex="http://schemas.microsoft.com/office/word/2018/wordml/cex" xmlns:w16cid="http://schemas.microsoft.com/office/word/2016/wordml/cid" xmlns:w16="http://schemas.microsoft.com/office/word/2018/wordml" xmlns:w16sdtdh="http://schemas.microsoft.com/office/word/2020/wordml/sdtdatahash" xmlns:w16se="http://schemas.microsoft.com/office/word/2015/wordml/symex" xmlns:wpg="http://schemas.microsoft.com/office/word/2010/wordprocessingGroup" xmlns:wpi="http://schemas.microsoft.com/office/word/2010/wordprocessingInk" xmlns:wne="http://schemas.microsoft.com/office/word/2006/wordml" xmlns:wps="http://schemas.microsoft.com/office/word/2010/wordprocessingShape" mc:Ignorable="w14 w15 w16se w16cid w16 w16cex w16sdtdh wp14">
+<w:hdr xmlns:wpc="http://schemas.microsoft.com/office/word/2010/wordprocessingCanvas" xmlns:cx="http://schemas.microsoft.com/office/drawing/2014/chartex" xmlns:cx1="http://schemas.microsoft.com/office/drawing/2015/9/8/chartex" xmlns:cx2="http://schemas.microsoft.com/office/drawing/2015/10/21/chartex" xmlns:cx3="http://schemas.microsoft.com/office/drawing/2016/5/9/chartex" xmlns:cx4="http://schemas.microsoft.com/office/drawing/2016/5/10/chartex" xmlns:cx5="http://schemas.microsoft.com/office/drawing/2016/5/11/chartex" xmlns:cx6="http://schemas.microsoft.com/office/drawing/2016/5/12/chartex" xmlns:cx7="http://schemas.microsoft.com/office/drawing/2016/5/13/chartex" xmlns:cx8="http://schemas.microsoft.com/office/drawing/2016/5/14/chartex" xmlns:mc="http://schemas.openxmlformats.org/markup-compatibility/2006" xmlns:aink="http://schemas.microsoft.com/office/drawing/2016/ink" xmlns:am3d="http://schemas.microsoft.com/office/drawing/2017/model3d" xmlns:o="urn:schemas-microsoft-com:office:office" xmlns:oel="http://schemas.microsoft.com/office/2019/extlst" xmlns:r="http://schemas.openxmlformats.org/officeDocument/2006/relationships" xmlns:m="http://schemas.openxmlformats.org/officeDocument/2006/math" xmlns:v="urn:schemas-microsoft-com:vml" xmlns:wp14="http://schemas.microsoft.com/office/word/2010/wordprocessingDrawing" xmlns:wp="http://schemas.openxmlformats.org/drawingml/2006/wordprocessingDrawing" xmlns:w10="urn:schemas-microsoft-com:office:word" xmlns:w="http://schemas.openxmlformats.org/wordprocessingml/2006/main" xmlns:w14="http://schemas.microsoft.com/office/word/2010/wordml" xmlns:w15="http://schemas.microsoft.com/office/word/2012/wordml" xmlns:w16cex="http://schemas.microsoft.com/office/word/2018/wordml/cex" xmlns:w16cid="http://schemas.microsoft.com/office/word/2016/wordml/cid" xmlns:w16="http://schemas.microsoft.com/office/word/2018/wordml" xmlns:w16du="http://schemas.microsoft.com/office/word/2023/wordml/word16du" xmlns:w16sdtdh="http://schemas.microsoft.com/office/word/2020/wordml/sdtdatahash" xmlns:w16sdtfl="http://schemas.microsoft.com/office/word/2024/wordml/sdtformatlock" xmlns:w16se="http://schemas.microsoft.com/office/word/2015/wordml/symex" xmlns:wpg="http://schemas.microsoft.com/office/word/2010/wordprocessingGroup" xmlns:wpi="http://schemas.microsoft.com/office/word/2010/wordprocessingInk" xmlns:wne="http://schemas.microsoft.com/office/word/2006/wordml" xmlns:wps="http://schemas.microsoft.com/office/word/2010/wordprocessingShape" mc:Ignorable="w14 w15 w16se w16cid w16 w16cex w16sdtdh w16sdtfl w16du wp14">
   <w:p>
     <w:pPr>
       <w:pStyle w:val="Koptekst"/>
@@ -3663,7 +3656,7 @@
 </file>
 
 <file path=word/header2.xml><?xml version="1.0" encoding="utf-8"?>
-<w:hdr xmlns:wpc="http://schemas.microsoft.com/office/word/2010/wordprocessingCanvas" xmlns:cx="http://schemas.microsoft.com/office/drawing/2014/chartex" xmlns:cx1="http://schemas.microsoft.com/office/drawing/2015/9/8/chartex" xmlns:cx2="http://schemas.microsoft.com/office/drawing/2015/10/21/chartex" xmlns:cx3="http://schemas.microsoft.com/office/drawing/2016/5/9/chartex" xmlns:cx4="http://schemas.microsoft.com/office/drawing/2016/5/10/chartex" xmlns:cx5="http://schemas.microsoft.com/office/drawing/2016/5/11/chartex" xmlns:cx6="http://schemas.microsoft.com/office/drawing/2016/5/12/chartex" xmlns:cx7="http://schemas.microsoft.com/office/drawing/2016/5/13/chartex" xmlns:cx8="http://schemas.microsoft.com/office/drawing/2016/5/14/chartex" xmlns:mc="http://schemas.openxmlformats.org/markup-compatibility/2006" xmlns:aink="http://schemas.microsoft.com/office/drawing/2016/ink" xmlns:am3d="http://schemas.microsoft.com/office/drawing/2017/model3d" xmlns:o="urn:schemas-microsoft-com:office:office" xmlns:oel="http://schemas.microsoft.com/office/2019/extlst" xmlns:r="http://schemas.openxmlformats.org/officeDocument/2006/relationships" xmlns:m="http://schemas.openxmlformats.org/officeDocument/2006/math" xmlns:v="urn:schemas-microsoft-com:vml" xmlns:wp14="http://schemas.microsoft.com/office/word/2010/wordprocessingDrawing" xmlns:wp="http://schemas.openxmlformats.org/drawingml/2006/wordprocessingDrawing" xmlns:w10="urn:schemas-microsoft-com:office:word" xmlns:w="http://schemas.openxmlformats.org/wordprocessingml/2006/main" xmlns:w14="http://schemas.microsoft.com/office/word/2010/wordml" xmlns:w15="http://schemas.microsoft.com/office/word/2012/wordml" xmlns:w16cex="http://schemas.microsoft.com/office/word/2018/wordml/cex" xmlns:w16cid="http://schemas.microsoft.com/office/word/2016/wordml/cid" xmlns:w16="http://schemas.microsoft.com/office/word/2018/wordml" xmlns:w16sdtdh="http://schemas.microsoft.com/office/word/2020/wordml/sdtdatahash" xmlns:w16se="http://schemas.microsoft.com/office/word/2015/wordml/symex" xmlns:wpg="http://schemas.microsoft.com/office/word/2010/wordprocessingGroup" xmlns:wpi="http://schemas.microsoft.com/office/word/2010/wordprocessingInk" xmlns:wne="http://schemas.microsoft.com/office/word/2006/wordml" xmlns:wps="http://schemas.microsoft.com/office/word/2010/wordprocessingShape" mc:Ignorable="w14 w15 w16se w16cid w16 w16cex w16sdtdh wp14">
+<w:hdr xmlns:wpc="http://schemas.microsoft.com/office/word/2010/wordprocessingCanvas" xmlns:cx="http://schemas.microsoft.com/office/drawing/2014/chartex" xmlns:cx1="http://schemas.microsoft.com/office/drawing/2015/9/8/chartex" xmlns:cx2="http://schemas.microsoft.com/office/drawing/2015/10/21/chartex" xmlns:cx3="http://schemas.microsoft.com/office/drawing/2016/5/9/chartex" xmlns:cx4="http://schemas.microsoft.com/office/drawing/2016/5/10/chartex" xmlns:cx5="http://schemas.microsoft.com/office/drawing/2016/5/11/chartex" xmlns:cx6="http://schemas.microsoft.com/office/drawing/2016/5/12/chartex" xmlns:cx7="http://schemas.microsoft.com/office/drawing/2016/5/13/chartex" xmlns:cx8="http://schemas.microsoft.com/office/drawing/2016/5/14/chartex" xmlns:mc="http://schemas.openxmlformats.org/markup-compatibility/2006" xmlns:aink="http://schemas.microsoft.com/office/drawing/2016/ink" xmlns:am3d="http://schemas.microsoft.com/office/drawing/2017/model3d" xmlns:o="urn:schemas-microsoft-com:office:office" xmlns:oel="http://schemas.microsoft.com/office/2019/extlst" xmlns:r="http://schemas.openxmlformats.org/officeDocument/2006/relationships" xmlns:m="http://schemas.openxmlformats.org/officeDocument/2006/math" xmlns:v="urn:schemas-microsoft-com:vml" xmlns:wp14="http://schemas.microsoft.com/office/word/2010/wordprocessingDrawing" xmlns:wp="http://schemas.openxmlformats.org/drawingml/2006/wordprocessingDrawing" xmlns:w10="urn:schemas-microsoft-com:office:word" xmlns:w="http://schemas.openxmlformats.org/wordprocessingml/2006/main" xmlns:w14="http://schemas.microsoft.com/office/word/2010/wordml" xmlns:w15="http://schemas.microsoft.com/office/word/2012/wordml" xmlns:w16cex="http://schemas.microsoft.com/office/word/2018/wordml/cex" xmlns:w16cid="http://schemas.microsoft.com/office/word/2016/wordml/cid" xmlns:w16="http://schemas.microsoft.com/office/word/2018/wordml" xmlns:w16du="http://schemas.microsoft.com/office/word/2023/wordml/word16du" xmlns:w16sdtdh="http://schemas.microsoft.com/office/word/2020/wordml/sdtdatahash" xmlns:w16sdtfl="http://schemas.microsoft.com/office/word/2024/wordml/sdtformatlock" xmlns:w16se="http://schemas.microsoft.com/office/word/2015/wordml/symex" xmlns:wpg="http://schemas.microsoft.com/office/word/2010/wordprocessingGroup" xmlns:wpi="http://schemas.microsoft.com/office/word/2010/wordprocessingInk" xmlns:wne="http://schemas.microsoft.com/office/word/2006/wordml" xmlns:wps="http://schemas.microsoft.com/office/word/2010/wordprocessingShape" mc:Ignorable="w14 w15 w16se w16cid w16 w16cex w16sdtdh w16sdtfl w16du wp14">
   <w:p>
     <w:pPr>
       <w:pStyle w:val="Koptekst"/>
@@ -3724,7 +3717,7 @@
 </file>
 
 <file path=word/header3.xml><?xml version="1.0" encoding="utf-8"?>
-<w:hdr xmlns:wpc="http://schemas.microsoft.com/office/word/2010/wordprocessingCanvas" xmlns:cx="http://schemas.microsoft.com/office/drawing/2014/chartex" xmlns:cx1="http://schemas.microsoft.com/office/drawing/2015/9/8/chartex" xmlns:cx2="http://schemas.microsoft.com/office/drawing/2015/10/21/chartex" xmlns:cx3="http://schemas.microsoft.com/office/drawing/2016/5/9/chartex" xmlns:cx4="http://schemas.microsoft.com/office/drawing/2016/5/10/chartex" xmlns:cx5="http://schemas.microsoft.com/office/drawing/2016/5/11/chartex" xmlns:cx6="http://schemas.microsoft.com/office/drawing/2016/5/12/chartex" xmlns:cx7="http://schemas.microsoft.com/office/drawing/2016/5/13/chartex" xmlns:cx8="http://schemas.microsoft.com/office/drawing/2016/5/14/chartex" xmlns:mc="http://schemas.openxmlformats.org/markup-compatibility/2006" xmlns:aink="http://schemas.microsoft.com/office/drawing/2016/ink" xmlns:am3d="http://schemas.microsoft.com/office/drawing/2017/model3d" xmlns:o="urn:schemas-microsoft-com:office:office" xmlns:oel="http://schemas.microsoft.com/office/2019/extlst" xmlns:r="http://schemas.openxmlformats.org/officeDocument/2006/relationships" xmlns:m="http://schemas.openxmlformats.org/officeDocument/2006/math" xmlns:v="urn:schemas-microsoft-com:vml" xmlns:wp14="http://schemas.microsoft.com/office/word/2010/wordprocessingDrawing" xmlns:wp="http://schemas.openxmlformats.org/drawingml/2006/wordprocessingDrawing" xmlns:w10="urn:schemas-microsoft-com:office:word" xmlns:w="http://schemas.openxmlformats.org/wordprocessingml/2006/main" xmlns:w14="http://schemas.microsoft.com/office/word/2010/wordml" xmlns:w15="http://schemas.microsoft.com/office/word/2012/wordml" xmlns:w16cex="http://schemas.microsoft.com/office/word/2018/wordml/cex" xmlns:w16cid="http://schemas.microsoft.com/office/word/2016/wordml/cid" xmlns:w16="http://schemas.microsoft.com/office/word/2018/wordml" xmlns:w16sdtdh="http://schemas.microsoft.com/office/word/2020/wordml/sdtdatahash" xmlns:w16se="http://schemas.microsoft.com/office/word/2015/wordml/symex" xmlns:wpg="http://schemas.microsoft.com/office/word/2010/wordprocessingGroup" xmlns:wpi="http://schemas.microsoft.com/office/word/2010/wordprocessingInk" xmlns:wne="http://schemas.microsoft.com/office/word/2006/wordml" xmlns:wps="http://schemas.microsoft.com/office/word/2010/wordprocessingShape" mc:Ignorable="w14 w15 w16se w16cid w16 w16cex w16sdtdh wp14">
+<w:hdr xmlns:wpc="http://schemas.microsoft.com/office/word/2010/wordprocessingCanvas" xmlns:cx="http://schemas.microsoft.com/office/drawing/2014/chartex" xmlns:cx1="http://schemas.microsoft.com/office/drawing/2015/9/8/chartex" xmlns:cx2="http://schemas.microsoft.com/office/drawing/2015/10/21/chartex" xmlns:cx3="http://schemas.microsoft.com/office/drawing/2016/5/9/chartex" xmlns:cx4="http://schemas.microsoft.com/office/drawing/2016/5/10/chartex" xmlns:cx5="http://schemas.microsoft.com/office/drawing/2016/5/11/chartex" xmlns:cx6="http://schemas.microsoft.com/office/drawing/2016/5/12/chartex" xmlns:cx7="http://schemas.microsoft.com/office/drawing/2016/5/13/chartex" xmlns:cx8="http://schemas.microsoft.com/office/drawing/2016/5/14/chartex" xmlns:mc="http://schemas.openxmlformats.org/markup-compatibility/2006" xmlns:aink="http://schemas.microsoft.com/office/drawing/2016/ink" xmlns:am3d="http://schemas.microsoft.com/office/drawing/2017/model3d" xmlns:o="urn:schemas-microsoft-com:office:office" xmlns:oel="http://schemas.microsoft.com/office/2019/extlst" xmlns:r="http://schemas.openxmlformats.org/officeDocument/2006/relationships" xmlns:m="http://schemas.openxmlformats.org/officeDocument/2006/math" xmlns:v="urn:schemas-microsoft-com:vml" xmlns:wp14="http://schemas.microsoft.com/office/word/2010/wordprocessingDrawing" xmlns:wp="http://schemas.openxmlformats.org/drawingml/2006/wordprocessingDrawing" xmlns:w10="urn:schemas-microsoft-com:office:word" xmlns:w="http://schemas.openxmlformats.org/wordprocessingml/2006/main" xmlns:w14="http://schemas.microsoft.com/office/word/2010/wordml" xmlns:w15="http://schemas.microsoft.com/office/word/2012/wordml" xmlns:w16cex="http://schemas.microsoft.com/office/word/2018/wordml/cex" xmlns:w16cid="http://schemas.microsoft.com/office/word/2016/wordml/cid" xmlns:w16="http://schemas.microsoft.com/office/word/2018/wordml" xmlns:w16du="http://schemas.microsoft.com/office/word/2023/wordml/word16du" xmlns:w16sdtdh="http://schemas.microsoft.com/office/word/2020/wordml/sdtdatahash" xmlns:w16sdtfl="http://schemas.microsoft.com/office/word/2024/wordml/sdtformatlock" xmlns:w16se="http://schemas.microsoft.com/office/word/2015/wordml/symex" xmlns:wpg="http://schemas.microsoft.com/office/word/2010/wordprocessingGroup" xmlns:wpi="http://schemas.microsoft.com/office/word/2010/wordprocessingInk" xmlns:wne="http://schemas.microsoft.com/office/word/2006/wordml" xmlns:wps="http://schemas.microsoft.com/office/word/2010/wordprocessingShape" mc:Ignorable="w14 w15 w16se w16cid w16 w16cex w16sdtdh w16sdtfl w16du wp14">
   <w:p>
     <w:pPr>
       <w:pStyle w:val="Koptekst"/>
@@ -3785,7 +3778,7 @@
 </file>
 
 <file path=word/header4.xml><?xml version="1.0" encoding="utf-8"?>
-<w:hdr xmlns:wpc="http://schemas.microsoft.com/office/word/2010/wordprocessingCanvas" xmlns:cx="http://schemas.microsoft.com/office/drawing/2014/chartex" xmlns:cx1="http://schemas.microsoft.com/office/drawing/2015/9/8/chartex" xmlns:cx2="http://schemas.microsoft.com/office/drawing/2015/10/21/chartex" xmlns:cx3="http://schemas.microsoft.com/office/drawing/2016/5/9/chartex" xmlns:cx4="http://schemas.microsoft.com/office/drawing/2016/5/10/chartex" xmlns:cx5="http://schemas.microsoft.com/office/drawing/2016/5/11/chartex" xmlns:cx6="http://schemas.microsoft.com/office/drawing/2016/5/12/chartex" xmlns:cx7="http://schemas.microsoft.com/office/drawing/2016/5/13/chartex" xmlns:cx8="http://schemas.microsoft.com/office/drawing/2016/5/14/chartex" xmlns:mc="http://schemas.openxmlformats.org/markup-compatibility/2006" xmlns:aink="http://schemas.microsoft.com/office/drawing/2016/ink" xmlns:am3d="http://schemas.microsoft.com/office/drawing/2017/model3d" xmlns:o="urn:schemas-microsoft-com:office:office" xmlns:oel="http://schemas.microsoft.com/office/2019/extlst" xmlns:r="http://schemas.openxmlformats.org/officeDocument/2006/relationships" xmlns:m="http://schemas.openxmlformats.org/officeDocument/2006/math" xmlns:v="urn:schemas-microsoft-com:vml" xmlns:wp14="http://schemas.microsoft.com/office/word/2010/wordprocessingDrawing" xmlns:wp="http://schemas.openxmlformats.org/drawingml/2006/wordprocessingDrawing" xmlns:w10="urn:schemas-microsoft-com:office:word" xmlns:w="http://schemas.openxmlformats.org/wordprocessingml/2006/main" xmlns:w14="http://schemas.microsoft.com/office/word/2010/wordml" xmlns:w15="http://schemas.microsoft.com/office/word/2012/wordml" xmlns:w16cex="http://schemas.microsoft.com/office/word/2018/wordml/cex" xmlns:w16cid="http://schemas.microsoft.com/office/word/2016/wordml/cid" xmlns:w16="http://schemas.microsoft.com/office/word/2018/wordml" xmlns:w16sdtdh="http://schemas.microsoft.com/office/word/2020/wordml/sdtdatahash" xmlns:w16se="http://schemas.microsoft.com/office/word/2015/wordml/symex" xmlns:wpg="http://schemas.microsoft.com/office/word/2010/wordprocessingGroup" xmlns:wpi="http://schemas.microsoft.com/office/word/2010/wordprocessingInk" xmlns:wne="http://schemas.microsoft.com/office/word/2006/wordml" xmlns:wps="http://schemas.microsoft.com/office/word/2010/wordprocessingShape" mc:Ignorable="w14 w15 w16se w16cid w16 w16cex w16sdtdh wp14">
+<w:hdr xmlns:wpc="http://schemas.microsoft.com/office/word/2010/wordprocessingCanvas" xmlns:cx="http://schemas.microsoft.com/office/drawing/2014/chartex" xmlns:cx1="http://schemas.microsoft.com/office/drawing/2015/9/8/chartex" xmlns:cx2="http://schemas.microsoft.com/office/drawing/2015/10/21/chartex" xmlns:cx3="http://schemas.microsoft.com/office/drawing/2016/5/9/chartex" xmlns:cx4="http://schemas.microsoft.com/office/drawing/2016/5/10/chartex" xmlns:cx5="http://schemas.microsoft.com/office/drawing/2016/5/11/chartex" xmlns:cx6="http://schemas.microsoft.com/office/drawing/2016/5/12/chartex" xmlns:cx7="http://schemas.microsoft.com/office/drawing/2016/5/13/chartex" xmlns:cx8="http://schemas.microsoft.com/office/drawing/2016/5/14/chartex" xmlns:mc="http://schemas.openxmlformats.org/markup-compatibility/2006" xmlns:aink="http://schemas.microsoft.com/office/drawing/2016/ink" xmlns:am3d="http://schemas.microsoft.com/office/drawing/2017/model3d" xmlns:o="urn:schemas-microsoft-com:office:office" xmlns:oel="http://schemas.microsoft.com/office/2019/extlst" xmlns:r="http://schemas.openxmlformats.org/officeDocument/2006/relationships" xmlns:m="http://schemas.openxmlformats.org/officeDocument/2006/math" xmlns:v="urn:schemas-microsoft-com:vml" xmlns:wp14="http://schemas.microsoft.com/office/word/2010/wordprocessingDrawing" xmlns:wp="http://schemas.openxmlformats.org/drawingml/2006/wordprocessingDrawing" xmlns:w10="urn:schemas-microsoft-com:office:word" xmlns:w="http://schemas.openxmlformats.org/wordprocessingml/2006/main" xmlns:w14="http://schemas.microsoft.com/office/word/2010/wordml" xmlns:w15="http://schemas.microsoft.com/office/word/2012/wordml" xmlns:w16cex="http://schemas.microsoft.com/office/word/2018/wordml/cex" xmlns:w16cid="http://schemas.microsoft.com/office/word/2016/wordml/cid" xmlns:w16="http://schemas.microsoft.com/office/word/2018/wordml" xmlns:w16du="http://schemas.microsoft.com/office/word/2023/wordml/word16du" xmlns:w16sdtdh="http://schemas.microsoft.com/office/word/2020/wordml/sdtdatahash" xmlns:w16sdtfl="http://schemas.microsoft.com/office/word/2024/wordml/sdtformatlock" xmlns:w16se="http://schemas.microsoft.com/office/word/2015/wordml/symex" xmlns:wpg="http://schemas.microsoft.com/office/word/2010/wordprocessingGroup" xmlns:wpi="http://schemas.microsoft.com/office/word/2010/wordprocessingInk" xmlns:wne="http://schemas.microsoft.com/office/word/2006/wordml" xmlns:wps="http://schemas.microsoft.com/office/word/2010/wordprocessingShape" mc:Ignorable="w14 w15 w16se w16cid w16 w16cex w16sdtdh w16sdtfl w16du wp14">
   <w:p>
     <w:pPr>
       <w:pStyle w:val="Koptekst"/>
@@ -3846,7 +3839,7 @@
 </file>
 
 <file path=word/numbering.xml><?xml version="1.0" encoding="utf-8"?>
-<w:numbering xmlns:wpc="http://schemas.microsoft.com/office/word/2010/wordprocessingCanvas" xmlns:cx="http://schemas.microsoft.com/office/drawing/2014/chartex" xmlns:cx1="http://schemas.microsoft.com/office/drawing/2015/9/8/chartex" xmlns:cx2="http://schemas.microsoft.com/office/drawing/2015/10/21/chartex" xmlns:cx3="http://schemas.microsoft.com/office/drawing/2016/5/9/chartex" xmlns:cx4="http://schemas.microsoft.com/office/drawing/2016/5/10/chartex" xmlns:cx5="http://schemas.microsoft.com/office/drawing/2016/5/11/chartex" xmlns:cx6="http://schemas.microsoft.com/office/drawing/2016/5/12/chartex" xmlns:cx7="http://schemas.microsoft.com/office/drawing/2016/5/13/chartex" xmlns:cx8="http://schemas.microsoft.com/office/drawing/2016/5/14/chartex" xmlns:mc="http://schemas.openxmlformats.org/markup-compatibility/2006" xmlns:aink="http://schemas.microsoft.com/office/drawing/2016/ink" xmlns:am3d="http://schemas.microsoft.com/office/drawing/2017/model3d" xmlns:o="urn:schemas-microsoft-com:office:office" xmlns:oel="http://schemas.microsoft.com/office/2019/extlst" xmlns:r="http://schemas.openxmlformats.org/officeDocument/2006/relationships" xmlns:m="http://schemas.openxmlformats.org/officeDocument/2006/math" xmlns:v="urn:schemas-microsoft-com:vml" xmlns:wp14="http://schemas.microsoft.com/office/word/2010/wordprocessingDrawing" xmlns:wp="http://schemas.openxmlformats.org/drawingml/2006/wordprocessingDrawing" xmlns:w10="urn:schemas-microsoft-com:office:word" xmlns:w="http://schemas.openxmlformats.org/wordprocessingml/2006/main" xmlns:w14="http://schemas.microsoft.com/office/word/2010/wordml" xmlns:w15="http://schemas.microsoft.com/office/word/2012/wordml" xmlns:w16cex="http://schemas.microsoft.com/office/word/2018/wordml/cex" xmlns:w16cid="http://schemas.microsoft.com/office/word/2016/wordml/cid" xmlns:w16="http://schemas.microsoft.com/office/word/2018/wordml" xmlns:w16sdtdh="http://schemas.microsoft.com/office/word/2020/wordml/sdtdatahash" xmlns:w16se="http://schemas.microsoft.com/office/word/2015/wordml/symex" xmlns:wpg="http://schemas.microsoft.com/office/word/2010/wordprocessingGroup" xmlns:wpi="http://schemas.microsoft.com/office/word/2010/wordprocessingInk" xmlns:wne="http://schemas.microsoft.com/office/word/2006/wordml" xmlns:wps="http://schemas.microsoft.com/office/word/2010/wordprocessingShape" mc:Ignorable="w14 w15 w16se w16cid w16 w16cex w16sdtdh wp14">
+<w:numbering xmlns:wpc="http://schemas.microsoft.com/office/word/2010/wordprocessingCanvas" xmlns:cx="http://schemas.microsoft.com/office/drawing/2014/chartex" xmlns:cx1="http://schemas.microsoft.com/office/drawing/2015/9/8/chartex" xmlns:cx2="http://schemas.microsoft.com/office/drawing/2015/10/21/chartex" xmlns:cx3="http://schemas.microsoft.com/office/drawing/2016/5/9/chartex" xmlns:cx4="http://schemas.microsoft.com/office/drawing/2016/5/10/chartex" xmlns:cx5="http://schemas.microsoft.com/office/drawing/2016/5/11/chartex" xmlns:cx6="http://schemas.microsoft.com/office/drawing/2016/5/12/chartex" xmlns:cx7="http://schemas.microsoft.com/office/drawing/2016/5/13/chartex" xmlns:cx8="http://schemas.microsoft.com/office/drawing/2016/5/14/chartex" xmlns:mc="http://schemas.openxmlformats.org/markup-compatibility/2006" xmlns:aink="http://schemas.microsoft.com/office/drawing/2016/ink" xmlns:am3d="http://schemas.microsoft.com/office/drawing/2017/model3d" xmlns:o="urn:schemas-microsoft-com:office:office" xmlns:oel="http://schemas.microsoft.com/office/2019/extlst" xmlns:r="http://schemas.openxmlformats.org/officeDocument/2006/relationships" xmlns:m="http://schemas.openxmlformats.org/officeDocument/2006/math" xmlns:v="urn:schemas-microsoft-com:vml" xmlns:wp14="http://schemas.microsoft.com/office/word/2010/wordprocessingDrawing" xmlns:wp="http://schemas.openxmlformats.org/drawingml/2006/wordprocessingDrawing" xmlns:w10="urn:schemas-microsoft-com:office:word" xmlns:w="http://schemas.openxmlformats.org/wordprocessingml/2006/main" xmlns:w14="http://schemas.microsoft.com/office/word/2010/wordml" xmlns:w15="http://schemas.microsoft.com/office/word/2012/wordml" xmlns:w16cex="http://schemas.microsoft.com/office/word/2018/wordml/cex" xmlns:w16cid="http://schemas.microsoft.com/office/word/2016/wordml/cid" xmlns:w16="http://schemas.microsoft.com/office/word/2018/wordml" xmlns:w16du="http://schemas.microsoft.com/office/word/2023/wordml/word16du" xmlns:w16sdtdh="http://schemas.microsoft.com/office/word/2020/wordml/sdtdatahash" xmlns:w16sdtfl="http://schemas.microsoft.com/office/word/2024/wordml/sdtformatlock" xmlns:w16se="http://schemas.microsoft.com/office/word/2015/wordml/symex" xmlns:wpg="http://schemas.microsoft.com/office/word/2010/wordprocessingGroup" xmlns:wpi="http://schemas.microsoft.com/office/word/2010/wordprocessingInk" xmlns:wne="http://schemas.microsoft.com/office/word/2006/wordml" xmlns:wps="http://schemas.microsoft.com/office/word/2010/wordprocessingShape" mc:Ignorable="w14 w15 w16se w16cid w16 w16cex w16sdtdh w16sdtfl w16du wp14">
   <w:abstractNum w:abstractNumId="0" w15:restartNumberingAfterBreak="0">
     <w:nsid w:val="132369BD"/>
     <w:multiLevelType w:val="hybridMultilevel"/>
@@ -4683,7 +4676,7 @@
 </file>
 
 <file path=word/styles.xml><?xml version="1.0" encoding="utf-8"?>
-<w:styles xmlns:mc="http://schemas.openxmlformats.org/markup-compatibility/2006" xmlns:r="http://schemas.openxmlformats.org/officeDocument/2006/relationships" xmlns:w="http://schemas.openxmlformats.org/wordprocessingml/2006/main" xmlns:w14="http://schemas.microsoft.com/office/word/2010/wordml" xmlns:w15="http://schemas.microsoft.com/office/word/2012/wordml" xmlns:w16cex="http://schemas.microsoft.com/office/word/2018/wordml/cex" xmlns:w16cid="http://schemas.microsoft.com/office/word/2016/wordml/cid" xmlns:w16="http://schemas.microsoft.com/office/word/2018/wordml" xmlns:w16sdtdh="http://schemas.microsoft.com/office/word/2020/wordml/sdtdatahash" xmlns:w16se="http://schemas.microsoft.com/office/word/2015/wordml/symex" mc:Ignorable="w14 w15 w16se w16cid w16 w16cex w16sdtdh">
+<w:styles xmlns:mc="http://schemas.openxmlformats.org/markup-compatibility/2006" xmlns:r="http://schemas.openxmlformats.org/officeDocument/2006/relationships" xmlns:w="http://schemas.openxmlformats.org/wordprocessingml/2006/main" xmlns:w14="http://schemas.microsoft.com/office/word/2010/wordml" xmlns:w15="http://schemas.microsoft.com/office/word/2012/wordml" xmlns:w16cex="http://schemas.microsoft.com/office/word/2018/wordml/cex" xmlns:w16cid="http://schemas.microsoft.com/office/word/2016/wordml/cid" xmlns:w16="http://schemas.microsoft.com/office/word/2018/wordml" xmlns:w16du="http://schemas.microsoft.com/office/word/2023/wordml/word16du" xmlns:w16sdtdh="http://schemas.microsoft.com/office/word/2020/wordml/sdtdatahash" xmlns:w16sdtfl="http://schemas.microsoft.com/office/word/2024/wordml/sdtformatlock" xmlns:w16se="http://schemas.microsoft.com/office/word/2015/wordml/symex" mc:Ignorable="w14 w15 w16se w16cid w16 w16cex w16sdtdh w16sdtfl w16du">
   <w:docDefaults>
     <w:rPrDefault>
       <w:rPr>
@@ -4854,7 +4847,7 @@
     <w:lsdException w:name="Table Web 2" w:semiHidden="1" w:unhideWhenUsed="1"/>
     <w:lsdException w:name="Table Web 3" w:semiHidden="1" w:unhideWhenUsed="1"/>
     <w:lsdException w:name="Balloon Text" w:semiHidden="1" w:unhideWhenUsed="1"/>
-    <w:lsdException w:name="Table Grid" w:semiHidden="1" w:uiPriority="39" w:unhideWhenUsed="1"/>
+    <w:lsdException w:name="Table Grid" w:uiPriority="39"/>
     <w:lsdException w:name="Table Theme" w:semiHidden="1" w:unhideWhenUsed="1"/>
     <w:lsdException w:name="Placeholder Text" w:semiHidden="1"/>
     <w:lsdException w:name="No Spacing" w:uiPriority="1" w:qFormat="1"/>
@@ -6108,16 +6101,7 @@
 </file>
 
 <file path=customXml/item2.xml><?xml version="1.0" encoding="utf-8"?>
-<p:properties xmlns:p="http://schemas.microsoft.com/office/2006/metadata/properties" xmlns:xsi="http://www.w3.org/2001/XMLSchema-instance" xmlns:pc="http://schemas.microsoft.com/office/infopath/2007/PartnerControls">
-  <documentManagement>
-    <opmerking xmlns="3bb2d62f-9cf3-41e4-8e26-dc347878987c" xsi:nil="true"/>
-    <TaxCatchAll xmlns="8902adb9-d5ab-4519-807d-4f8787b35b14" xsi:nil="true"/>
-    <lcf76f155ced4ddcb4097134ff3c332f xmlns="3bb2d62f-9cf3-41e4-8e26-dc347878987c">
-      <Terms xmlns="http://schemas.microsoft.com/office/infopath/2007/PartnerControls"/>
-    </lcf76f155ced4ddcb4097134ff3c332f>
-    <Date xmlns="3bb2d62f-9cf3-41e4-8e26-dc347878987c" xsi:nil="true"/>
-  </documentManagement>
-</p:properties>
+<b:Sources xmlns:b="http://schemas.openxmlformats.org/officeDocument/2006/bibliography" xmlns="http://schemas.openxmlformats.org/officeDocument/2006/bibliography" SelectedStyle="\APA.XSL" StyleName="APA"/>
 </file>
 
 <file path=customXml/item3.xml><?xml version="1.0" encoding="utf-8"?>
@@ -6130,7 +6114,16 @@
 </file>
 
 <file path=customXml/item4.xml><?xml version="1.0" encoding="utf-8"?>
-<b:Sources xmlns:b="http://schemas.openxmlformats.org/officeDocument/2006/bibliography" xmlns="http://schemas.openxmlformats.org/officeDocument/2006/bibliography" SelectedStyle="\APA.XSL" StyleName="APA"/>
+<p:properties xmlns:p="http://schemas.microsoft.com/office/2006/metadata/properties" xmlns:xsi="http://www.w3.org/2001/XMLSchema-instance" xmlns:pc="http://schemas.microsoft.com/office/infopath/2007/PartnerControls">
+  <documentManagement>
+    <opmerking xmlns="3bb2d62f-9cf3-41e4-8e26-dc347878987c" xsi:nil="true"/>
+    <TaxCatchAll xmlns="8902adb9-d5ab-4519-807d-4f8787b35b14" xsi:nil="true"/>
+    <lcf76f155ced4ddcb4097134ff3c332f xmlns="3bb2d62f-9cf3-41e4-8e26-dc347878987c">
+      <Terms xmlns="http://schemas.microsoft.com/office/infopath/2007/PartnerControls"/>
+    </lcf76f155ced4ddcb4097134ff3c332f>
+    <Date xmlns="3bb2d62f-9cf3-41e4-8e26-dc347878987c" xsi:nil="true"/>
+  </documentManagement>
+</p:properties>
 </file>
 
 <file path=customXml/itemProps1.xml><?xml version="1.0" encoding="utf-8"?>
@@ -6153,12 +6146,9 @@
 </file>
 
 <file path=customXml/itemProps2.xml><?xml version="1.0" encoding="utf-8"?>
-<ds:datastoreItem xmlns:ds="http://schemas.openxmlformats.org/officeDocument/2006/customXml" ds:itemID="{189BE13A-8DBB-4173-B8BD-556906AA38EA}">
+<ds:datastoreItem xmlns:ds="http://schemas.openxmlformats.org/officeDocument/2006/customXml" ds:itemID="{84560CDD-843A-4DA7-B01C-C5C154E73222}">
   <ds:schemaRefs>
-    <ds:schemaRef ds:uri="http://schemas.microsoft.com/office/2006/metadata/properties"/>
-    <ds:schemaRef ds:uri="http://schemas.microsoft.com/office/infopath/2007/PartnerControls"/>
-    <ds:schemaRef ds:uri="3bb2d62f-9cf3-41e4-8e26-dc347878987c"/>
-    <ds:schemaRef ds:uri="8902adb9-d5ab-4519-807d-4f8787b35b14"/>
+    <ds:schemaRef ds:uri="http://schemas.openxmlformats.org/officeDocument/2006/bibliography"/>
   </ds:schemaRefs>
 </ds:datastoreItem>
 </file>
@@ -6172,9 +6162,12 @@
 </file>
 
 <file path=customXml/itemProps4.xml><?xml version="1.0" encoding="utf-8"?>
-<ds:datastoreItem xmlns:ds="http://schemas.openxmlformats.org/officeDocument/2006/customXml" ds:itemID="{84560CDD-843A-4DA7-B01C-C5C154E73222}">
+<ds:datastoreItem xmlns:ds="http://schemas.openxmlformats.org/officeDocument/2006/customXml" ds:itemID="{189BE13A-8DBB-4173-B8BD-556906AA38EA}">
   <ds:schemaRefs>
-    <ds:schemaRef ds:uri="http://schemas.openxmlformats.org/officeDocument/2006/bibliography"/>
+    <ds:schemaRef ds:uri="http://schemas.microsoft.com/office/2006/metadata/properties"/>
+    <ds:schemaRef ds:uri="http://schemas.microsoft.com/office/infopath/2007/PartnerControls"/>
+    <ds:schemaRef ds:uri="3bb2d62f-9cf3-41e4-8e26-dc347878987c"/>
+    <ds:schemaRef ds:uri="8902adb9-d5ab-4519-807d-4f8787b35b14"/>
   </ds:schemaRefs>
 </ds:datastoreItem>
 </file>